--- a/zaini_case_audit_output/outputs/word/documents/073_مذكرة إلحاقية ـ تناقض الحكم ـ 28-01-2026 (وورد).docx
+++ b/zaini_case_audit_output/outputs/word/documents/073_مذكرة إلحاقية ـ تناقض الحكم ـ 28-01-2026 (وورد).docx
@@ -51,6 +51,20 @@
           <w:i/>
         </w:rPr>
         <w:t>[مخرج آلي / Script Output - سماوي]  [مخرج آلي يحتاج مراجعة بشرية - وردي]</w:t>
+      </w:r>
+    </w:p>
+    <w:p>
+      <w:pPr>
+        <w:jc w:val="right"/>
+        <w:bidi/>
+      </w:pPr>
+      <w:r>
+        <w:rPr>
+          <w:b w:val="0"/>
+          <w:i/>
+          <w:color w:val="C00000"/>
+        </w:rPr>
+        <w:t>[نص ممسوح OCR صُحِّح ترتيبه آلياً — قد يحتوي أخطاء طفيفة]</w:t>
       </w:r>
     </w:p>
     <w:p/>
@@ -116,7 +130,7 @@
           <w:b w:val="0"/>
           <w:i w:val="0"/>
         </w:rPr>
-        <w:t>الوقائع: أجملها في النقاط التالية:</w:t>
+        <w:t>:ةيلاتلا طاقنلا يف اهلمجأ :عئاقولا</w:t>
       </w:r>
     </w:p>
     <w:p>
@@ -233,7 +247,7 @@
           <w:b w:val="0"/>
           <w:i w:val="0"/>
         </w:rPr>
-        <w:t>ثالثا: التناقض في الإجراءات:</w:t>
+        <w:t>:تاءارجإلا يف ضقانتلا :اثلاث</w:t>
       </w:r>
     </w:p>
     <w:p>

--- a/zaini_case_audit_output/outputs/word/documents/073_مذكرة إلحاقية ـ تناقض الحكم ـ 28-01-2026 (وورد).docx
+++ b/zaini_case_audit_output/outputs/word/documents/073_مذكرة إلحاقية ـ تناقض الحكم ـ 28-01-2026 (وورد).docx
@@ -70,14 +70,13 @@
     <w:p/>
     <w:p>
       <w:pPr>
+        <w:pStyle w:val="Heading2"/>
         <w:jc w:val="right"/>
         <w:bidi/>
       </w:pPr>
       <w:r>
-        <w:rPr>
-          <w:b w:val="0"/>
-          <w:i w:val="0"/>
-        </w:rPr>
+        <w:t>[نص الضبط / الحكم — المتن الفعلي] ===</w:t>
+        <w:br/>
         <w:t>أصحاب الفضيلة رئيس وأعضاء الدائرة الاستئنافية الثانية بمحكمة الاستئناف بجدة حفظهم الله،</w:t>
       </w:r>
     </w:p>

--- a/zaini_case_audit_output/outputs/word/documents/073_مذكرة إلحاقية ـ تناقض الحكم ـ 28-01-2026 (وورد).docx
+++ b/zaini_case_audit_output/outputs/word/documents/073_مذكرة إلحاقية ـ تناقض الحكم ـ 28-01-2026 (وورد).docx
@@ -75,21 +75,20 @@
         <w:bidi/>
       </w:pPr>
       <w:r>
-        <w:t>[نص الضبط / الحكم — المتن الفعلي] ===</w:t>
+        <w:t>[المُرسَل إليه / المخاطَب والتحية] ===</w:t>
         <w:br/>
         <w:t>أصحاب الفضيلة رئيس وأعضاء الدائرة الاستئنافية الثانية بمحكمة الاستئناف بجدة حفظهم الله،</w:t>
       </w:r>
     </w:p>
     <w:p>
       <w:pPr>
+        <w:pStyle w:val="Heading2"/>
         <w:jc w:val="right"/>
         <w:bidi/>
       </w:pPr>
       <w:r>
-        <w:rPr>
-          <w:b w:val="0"/>
-          <w:i w:val="0"/>
-        </w:rPr>
+        <w:t>[المتن الفعلي: الوقائع / الأسباب / المنطوق] ===</w:t>
+        <w:br/>
         <w:t>السلام عليكم ورحمة الله وبركاته</w:t>
       </w:r>
     </w:p>
@@ -173,27 +172,25 @@
     </w:p>
     <w:p>
       <w:pPr>
+        <w:pStyle w:val="Heading2"/>
         <w:jc w:val="right"/>
         <w:bidi/>
       </w:pPr>
       <w:r>
-        <w:rPr>
-          <w:b w:val="0"/>
-          <w:i w:val="0"/>
-        </w:rPr>
+        <w:t>[المُرسَل إليه / المخاطَب والتحية] ===</w:t>
+        <w:br/>
         <w:t>أصحاب الفضيلة: نحيطكم علما بوجود عدد من التناقضات توجب إعادة النظر في الحكم وقبول الالتماس ومنها:</w:t>
       </w:r>
     </w:p>
     <w:p>
       <w:pPr>
+        <w:pStyle w:val="Heading2"/>
         <w:jc w:val="right"/>
         <w:bidi/>
       </w:pPr>
       <w:r>
-        <w:rPr>
-          <w:b w:val="0"/>
-          <w:i w:val="0"/>
-        </w:rPr>
+        <w:t>[المتن الفعلي: الوقائع / الأسباب / المنطوق] ===</w:t>
+        <w:br/>
         <w:t>أولا: التناقض حول المورث: تناقض الحكم في أسبابه حيث ذكر في ص 14 بأن خطاب قاضي المحكمة العامة بجدة المؤرخ في 18/2/1442هـ والذي حضر فيه المورث أمامه من أجل توكيل ابنه أسامة، "أقر المورث بأنه لم يبع أي شيء من أملاكه لأحد أبنائه، والمثبت بالصك رقم (33286392) وتاريخ 8/6/1433هـ" ... إلى أن قال: "كما أن الثابت صدور تقرير طبي من مدينة الملك عبد العزيز الطبية (مستشفى الحرس الوطني) بتاريخ 2/12/1431هـ يبين عدم إدراك المورث، وعززه تقرير طبي في مستشفى الصحة النفسية المؤرخ في 8/6/1432هـ حيث أثبت في طياته أن المورث يعاني من النسيان.</w:t>
       </w:r>
     </w:p>

--- a/zaini_case_audit_output/outputs/word/documents/073_مذكرة إلحاقية ـ تناقض الحكم ـ 28-01-2026 (وورد).docx
+++ b/zaini_case_audit_output/outputs/word/documents/073_مذكرة إلحاقية ـ تناقض الحكم ـ 28-01-2026 (وورد).docx
@@ -51,20 +51,6 @@
           <w:i/>
         </w:rPr>
         <w:t>[مخرج آلي / Script Output - سماوي]  [مخرج آلي يحتاج مراجعة بشرية - وردي]</w:t>
-      </w:r>
-    </w:p>
-    <w:p>
-      <w:pPr>
-        <w:jc w:val="right"/>
-        <w:bidi/>
-      </w:pPr>
-      <w:r>
-        <w:rPr>
-          <w:b w:val="0"/>
-          <w:i/>
-          <w:color w:val="C00000"/>
-        </w:rPr>
-        <w:t>[نص ممسوح OCR صُحِّح ترتيبه آلياً — قد يحتوي أخطاء طفيفة]</w:t>
       </w:r>
     </w:p>
     <w:p/>
@@ -128,7 +114,7 @@
           <w:b w:val="0"/>
           <w:i w:val="0"/>
         </w:rPr>
-        <w:t>:ةيلاتلا طاقنلا يف اهلمجأ :عئاقولا</w:t>
+        <w:t>الوقائع: أجملها في النقاط التالية:</w:t>
       </w:r>
     </w:p>
     <w:p>
@@ -243,7 +229,7 @@
           <w:b w:val="0"/>
           <w:i w:val="0"/>
         </w:rPr>
-        <w:t>:تاءارجإلا يف ضقانتلا :اثلاث</w:t>
+        <w:t>ثالثا: التناقض في الإجراءات:</w:t>
       </w:r>
     </w:p>
     <w:p>
